--- a/public/templates/BON DE VISITE.docx
+++ b/public/templates/BON DE VISITE.docx
@@ -1,676 +1,607 @@
 
 <file path=word/document.xml><?xml version="1.0" encoding="utf-8"?>
-<w:document xmlns:wpc="http://schemas.microsoft.com/office/word/2010/wordprocessingCanvas" xmlns:cx="http://schemas.microsoft.com/office/drawing/2014/chartex" xmlns:cx1="http://schemas.microsoft.com/office/drawing/2015/9/8/chartex" xmlns:cx2="http://schemas.microsoft.com/office/drawing/2015/10/21/chartex" xmlns:cx3="http://schemas.microsoft.com/office/drawing/2016/5/9/chartex" xmlns:cx4="http://schemas.microsoft.com/office/drawing/2016/5/10/chartex" xmlns:cx5="http://schemas.microsoft.com/office/drawing/2016/5/11/chartex" xmlns:cx6="http://schemas.microsoft.com/office/drawing/2016/5/12/chartex" xmlns:cx7="http://schemas.microsoft.com/office/drawing/2016/5/13/chartex" xmlns:cx8="http://schemas.microsoft.com/office/drawing/2016/5/14/chartex" xmlns:mc="http://schemas.openxmlformats.org/markup-compatibility/2006" xmlns:aink="http://schemas.microsoft.com/office/drawing/2016/ink" xmlns:am3d="http://schemas.microsoft.com/office/drawing/2017/model3d" xmlns:o="urn:schemas-microsoft-com:office:office" xmlns:oel="http://schemas.microsoft.com/office/2019/extlst" xmlns:r="http://schemas.openxmlformats.org/officeDocument/2006/relationships" xmlns:m="http://schemas.openxmlformats.org/officeDocument/2006/math" xmlns:v="urn:schemas-microsoft-com:vml" xmlns:wp14="http://schemas.microsoft.com/office/word/2010/wordprocessingDrawing" xmlns:wp="http://schemas.openxmlformats.org/drawingml/2006/wordprocessingDrawing" xmlns:w10="urn:schemas-microsoft-com:office:word" xmlns:w="http://schemas.openxmlformats.org/wordprocessingml/2006/main" xmlns:w14="http://schemas.microsoft.com/office/word/2010/wordml" xmlns:w15="http://schemas.microsoft.com/office/word/2012/wordml" xmlns:w16cex="http://schemas.microsoft.com/office/word/2018/wordml/cex" xmlns:w16cid="http://schemas.microsoft.com/office/word/2016/wordml/cid" xmlns:w16="http://schemas.microsoft.com/office/word/2018/wordml" xmlns:w16du="http://schemas.microsoft.com/office/word/2023/wordml/word16du" xmlns:w16sdtdh="http://schemas.microsoft.com/office/word/2020/wordml/sdtdatahash" xmlns:w16sdtfl="http://schemas.microsoft.com/office/word/2024/wordml/sdtformatlock" xmlns:w16se="http://schemas.microsoft.com/office/word/2015/wordml/symex" xmlns:wpg="http://schemas.microsoft.com/office/word/2010/wordprocessingGroup" xmlns:wpi="http://schemas.microsoft.com/office/word/2010/wordprocessingInk" xmlns:wne="http://schemas.microsoft.com/office/word/2006/wordml" xmlns:wps="http://schemas.microsoft.com/office/word/2010/wordprocessingShape" mc:Ignorable="w14 w15 w16se w16cid w16 w16cex w16sdtdh w16sdtfl w16du wp14">
+<w:document xmlns:w="http://schemas.openxmlformats.org/wordprocessingml/2006/main">
   <w:body>
     <w:p>
       <w:pPr>
-        <w:rPr>
-          <w:b/>
-          <w:sz w:val="52"/>
-          <w:szCs w:val="52"/>
-        </w:rPr>
+        <w:jc w:val="center"/>
+        <w:spacing w:after="120"/>
       </w:pPr>
       <w:r>
         <w:rPr>
+          <w:rFonts w:ascii="Arial" w:hAnsi="Arial"/>
+          <w:sz w:val="21"/>
           <w:b/>
-          <w:sz w:val="52"/>
-          <w:szCs w:val="52"/>
+          <w:color w:val="234F7C"/>
+          <w:sz w:val="22"/>
         </w:rPr>
-        <w:t xml:space="preserve">       </w:t>
-      </w:r>
-      <w:r>
-        <w:rPr>
-          <w:b/>
-          <w:sz w:val="52"/>
-          <w:szCs w:val="52"/>
-        </w:rPr>
-        <w:t>BON DE VISITE</w:t>
+        <w:t xml:space="preserve">PYRAMIDE IMMOBILIER</w:t>
       </w:r>
     </w:p>
     <w:p>
       <w:pPr>
-        <w:rPr>
-          <w:b/>
-          <w:sz w:val="24"/>
-          <w:szCs w:val="24"/>
-        </w:rPr>
+        <w:jc w:val="center"/>
+        <w:spacing w:before="120" w:after="240"/>
+        <w:spacing w:after="120"/>
       </w:pPr>
       <w:r>
         <w:rPr>
+          <w:rFonts w:ascii="Arial" w:hAnsi="Arial"/>
+          <w:sz w:val="21"/>
           <w:b/>
-          <w:sz w:val="24"/>
-          <w:szCs w:val="24"/>
+          <w:sz w:val="32"/>
         </w:rPr>
-        <w:t xml:space="preserve">Agence </w:t>
-      </w:r>
-      <w:r>
-        <w:rPr>
-          <w:b/>
-          <w:sz w:val="24"/>
-          <w:szCs w:val="24"/>
-        </w:rPr>
-        <w:t>Immobilière PYRAMIDE</w:t>
+        <w:t xml:space="preserve">Bon de visite</w:t>
       </w:r>
     </w:p>
     <w:p>
       <w:pPr>
-        <w:rPr>
-          <w:sz w:val="24"/>
-          <w:szCs w:val="24"/>
-        </w:rPr>
+        <w:jc w:val="both"/>
+        <w:spacing w:after="120"/>
       </w:pPr>
       <w:r>
         <w:rPr>
-          <w:sz w:val="24"/>
-          <w:szCs w:val="24"/>
+          <w:rFonts w:ascii="Arial" w:hAnsi="Arial"/>
+          <w:sz w:val="21"/>
         </w:rPr>
-        <w:t>A</w:t>
+        <w:t xml:space="preserve">Le présent bon confirme la visite du bien indiqué. Le visiteur reconnaît que ce bien lui a été présenté par l’agence.</w:t>
       </w:r>
+    </w:p>
+    <w:tbl>
+      <w:tblPr>
+        <w:tblW w:w="9700" w:type="dxa"/>
+        <w:tblLayout w:type="fixed"/>
+        <w:tblBorders>
+          <w:top w:val="single" w:sz="4" w:color="D9D9D9"/>
+          <w:left w:val="single" w:sz="4" w:color="D9D9D9"/>
+          <w:bottom w:val="single" w:sz="4" w:color="D9D9D9"/>
+          <w:right w:val="single" w:sz="4" w:color="D9D9D9"/>
+          <w:insideH w:val="single" w:sz="4" w:color="D9D9D9"/>
+          <w:insideV w:val="single" w:sz="4" w:color="D9D9D9"/>
+        </w:tblBorders>
+      </w:tblPr>
+      <w:tblGrid>
+        <w:gridCol w:w="3200"/>
+        <w:gridCol w:w="6500"/>
+      </w:tblGrid>
+      <w:tr>
+        <w:tc>
+          <w:tcPr>
+            <w:tcW w:w="3200" w:type="dxa"/>
+            <w:tcMar>
+              <w:top w:w="100" w:type="dxa"/>
+              <w:left w:w="120" w:type="dxa"/>
+              <w:bottom w:w="100" w:type="dxa"/>
+              <w:right w:w="120" w:type="dxa"/>
+            </w:tcMar>
+            <w:vAlign w:val="center"/>
+          </w:tcPr>
+          <w:p>
+            <w:pPr>
+              <w:spacing w:after="120"/>
+            </w:pPr>
+            <w:r>
+              <w:rPr>
+                <w:rFonts w:ascii="Arial" w:hAnsi="Arial"/>
+                <w:sz w:val="21"/>
+                <w:b/>
+              </w:rPr>
+              <w:t xml:space="preserve">Nom</w:t>
+            </w:r>
+          </w:p>
+        </w:tc>
+        <w:tc>
+          <w:tcPr>
+            <w:tcW w:w="6500" w:type="dxa"/>
+            <w:tcMar>
+              <w:top w:w="100" w:type="dxa"/>
+              <w:left w:w="120" w:type="dxa"/>
+              <w:bottom w:w="100" w:type="dxa"/>
+              <w:right w:w="120" w:type="dxa"/>
+            </w:tcMar>
+            <w:vAlign w:val="center"/>
+          </w:tcPr>
+          <w:p>
+            <w:pPr>
+              <w:spacing w:after="120"/>
+            </w:pPr>
+            <w:r>
+              <w:rPr>
+                <w:rFonts w:ascii="Arial" w:hAnsi="Arial"/>
+                <w:sz w:val="21"/>
+              </w:rPr>
+              <w:t xml:space="preserve">{{CLIENT_LASTNAME}}</w:t>
+            </w:r>
+          </w:p>
+        </w:tc>
+      </w:tr>
+      <w:tr>
+        <w:tc>
+          <w:tcPr>
+            <w:tcW w:w="3200" w:type="dxa"/>
+            <w:tcMar>
+              <w:top w:w="100" w:type="dxa"/>
+              <w:left w:w="120" w:type="dxa"/>
+              <w:bottom w:w="100" w:type="dxa"/>
+              <w:right w:w="120" w:type="dxa"/>
+            </w:tcMar>
+            <w:vAlign w:val="center"/>
+          </w:tcPr>
+          <w:p>
+            <w:pPr>
+              <w:spacing w:after="120"/>
+            </w:pPr>
+            <w:r>
+              <w:rPr>
+                <w:rFonts w:ascii="Arial" w:hAnsi="Arial"/>
+                <w:sz w:val="21"/>
+                <w:b/>
+              </w:rPr>
+              <w:t xml:space="preserve">Prénom</w:t>
+            </w:r>
+          </w:p>
+        </w:tc>
+        <w:tc>
+          <w:tcPr>
+            <w:tcW w:w="6500" w:type="dxa"/>
+            <w:tcMar>
+              <w:top w:w="100" w:type="dxa"/>
+              <w:left w:w="120" w:type="dxa"/>
+              <w:bottom w:w="100" w:type="dxa"/>
+              <w:right w:w="120" w:type="dxa"/>
+            </w:tcMar>
+            <w:vAlign w:val="center"/>
+          </w:tcPr>
+          <w:p>
+            <w:pPr>
+              <w:spacing w:after="120"/>
+            </w:pPr>
+            <w:r>
+              <w:rPr>
+                <w:rFonts w:ascii="Arial" w:hAnsi="Arial"/>
+                <w:sz w:val="21"/>
+              </w:rPr>
+              <w:t xml:space="preserve">{{CLIENT_FIRSTNAME}}</w:t>
+            </w:r>
+          </w:p>
+        </w:tc>
+      </w:tr>
+      <w:tr>
+        <w:tc>
+          <w:tcPr>
+            <w:tcW w:w="3200" w:type="dxa"/>
+            <w:tcMar>
+              <w:top w:w="100" w:type="dxa"/>
+              <w:left w:w="120" w:type="dxa"/>
+              <w:bottom w:w="100" w:type="dxa"/>
+              <w:right w:w="120" w:type="dxa"/>
+            </w:tcMar>
+            <w:vAlign w:val="center"/>
+          </w:tcPr>
+          <w:p>
+            <w:pPr>
+              <w:spacing w:after="120"/>
+            </w:pPr>
+            <w:r>
+              <w:rPr>
+                <w:rFonts w:ascii="Arial" w:hAnsi="Arial"/>
+                <w:sz w:val="21"/>
+                <w:b/>
+              </w:rPr>
+              <w:t xml:space="preserve">Adresse du client</w:t>
+            </w:r>
+          </w:p>
+        </w:tc>
+        <w:tc>
+          <w:tcPr>
+            <w:tcW w:w="6500" w:type="dxa"/>
+            <w:tcMar>
+              <w:top w:w="100" w:type="dxa"/>
+              <w:left w:w="120" w:type="dxa"/>
+              <w:bottom w:w="100" w:type="dxa"/>
+              <w:right w:w="120" w:type="dxa"/>
+            </w:tcMar>
+            <w:vAlign w:val="center"/>
+          </w:tcPr>
+          <w:p>
+            <w:pPr>
+              <w:spacing w:after="120"/>
+            </w:pPr>
+            <w:r>
+              <w:rPr>
+                <w:rFonts w:ascii="Arial" w:hAnsi="Arial"/>
+                <w:sz w:val="21"/>
+              </w:rPr>
+              <w:t xml:space="preserve">{{CLIENT_ADDRESS}}</w:t>
+            </w:r>
+          </w:p>
+        </w:tc>
+      </w:tr>
+      <w:tr>
+        <w:tc>
+          <w:tcPr>
+            <w:tcW w:w="3200" w:type="dxa"/>
+            <w:tcMar>
+              <w:top w:w="100" w:type="dxa"/>
+              <w:left w:w="120" w:type="dxa"/>
+              <w:bottom w:w="100" w:type="dxa"/>
+              <w:right w:w="120" w:type="dxa"/>
+            </w:tcMar>
+            <w:vAlign w:val="center"/>
+          </w:tcPr>
+          <w:p>
+            <w:pPr>
+              <w:spacing w:after="120"/>
+            </w:pPr>
+            <w:r>
+              <w:rPr>
+                <w:rFonts w:ascii="Arial" w:hAnsi="Arial"/>
+                <w:sz w:val="21"/>
+                <w:b/>
+              </w:rPr>
+              <w:t xml:space="preserve">Téléphone</w:t>
+            </w:r>
+          </w:p>
+        </w:tc>
+        <w:tc>
+          <w:tcPr>
+            <w:tcW w:w="6500" w:type="dxa"/>
+            <w:tcMar>
+              <w:top w:w="100" w:type="dxa"/>
+              <w:left w:w="120" w:type="dxa"/>
+              <w:bottom w:w="100" w:type="dxa"/>
+              <w:right w:w="120" w:type="dxa"/>
+            </w:tcMar>
+            <w:vAlign w:val="center"/>
+          </w:tcPr>
+          <w:p>
+            <w:pPr>
+              <w:spacing w:after="120"/>
+            </w:pPr>
+            <w:r>
+              <w:rPr>
+                <w:rFonts w:ascii="Arial" w:hAnsi="Arial"/>
+                <w:sz w:val="21"/>
+              </w:rPr>
+              <w:t xml:space="preserve">{{CLIENT_PHONE}}</w:t>
+            </w:r>
+          </w:p>
+        </w:tc>
+      </w:tr>
+      <w:tr>
+        <w:tc>
+          <w:tcPr>
+            <w:tcW w:w="3200" w:type="dxa"/>
+            <w:tcMar>
+              <w:top w:w="100" w:type="dxa"/>
+              <w:left w:w="120" w:type="dxa"/>
+              <w:bottom w:w="100" w:type="dxa"/>
+              <w:right w:w="120" w:type="dxa"/>
+            </w:tcMar>
+            <w:vAlign w:val="center"/>
+          </w:tcPr>
+          <w:p>
+            <w:pPr>
+              <w:spacing w:after="120"/>
+            </w:pPr>
+            <w:r>
+              <w:rPr>
+                <w:rFonts w:ascii="Arial" w:hAnsi="Arial"/>
+                <w:sz w:val="21"/>
+                <w:b/>
+              </w:rPr>
+              <w:t xml:space="preserve">Type de bien</w:t>
+            </w:r>
+          </w:p>
+        </w:tc>
+        <w:tc>
+          <w:tcPr>
+            <w:tcW w:w="6500" w:type="dxa"/>
+            <w:tcMar>
+              <w:top w:w="100" w:type="dxa"/>
+              <w:left w:w="120" w:type="dxa"/>
+              <w:bottom w:w="100" w:type="dxa"/>
+              <w:right w:w="120" w:type="dxa"/>
+            </w:tcMar>
+            <w:vAlign w:val="center"/>
+          </w:tcPr>
+          <w:p>
+            <w:pPr>
+              <w:spacing w:after="120"/>
+            </w:pPr>
+            <w:r>
+              <w:rPr>
+                <w:rFonts w:ascii="Arial" w:hAnsi="Arial"/>
+                <w:sz w:val="21"/>
+              </w:rPr>
+              <w:t xml:space="preserve">{{PROPERTY_TYPE}}</w:t>
+            </w:r>
+          </w:p>
+        </w:tc>
+      </w:tr>
+      <w:tr>
+        <w:tc>
+          <w:tcPr>
+            <w:tcW w:w="3200" w:type="dxa"/>
+            <w:tcMar>
+              <w:top w:w="100" w:type="dxa"/>
+              <w:left w:w="120" w:type="dxa"/>
+              <w:bottom w:w="100" w:type="dxa"/>
+              <w:right w:w="120" w:type="dxa"/>
+            </w:tcMar>
+            <w:vAlign w:val="center"/>
+          </w:tcPr>
+          <w:p>
+            <w:pPr>
+              <w:spacing w:after="120"/>
+            </w:pPr>
+            <w:r>
+              <w:rPr>
+                <w:rFonts w:ascii="Arial" w:hAnsi="Arial"/>
+                <w:sz w:val="21"/>
+                <w:b/>
+              </w:rPr>
+              <w:t xml:space="preserve">Adresse du bien</w:t>
+            </w:r>
+          </w:p>
+        </w:tc>
+        <w:tc>
+          <w:tcPr>
+            <w:tcW w:w="6500" w:type="dxa"/>
+            <w:tcMar>
+              <w:top w:w="100" w:type="dxa"/>
+              <w:left w:w="120" w:type="dxa"/>
+              <w:bottom w:w="100" w:type="dxa"/>
+              <w:right w:w="120" w:type="dxa"/>
+            </w:tcMar>
+            <w:vAlign w:val="center"/>
+          </w:tcPr>
+          <w:p>
+            <w:pPr>
+              <w:spacing w:after="120"/>
+            </w:pPr>
+            <w:r>
+              <w:rPr>
+                <w:rFonts w:ascii="Arial" w:hAnsi="Arial"/>
+                <w:sz w:val="21"/>
+              </w:rPr>
+              <w:t xml:space="preserve">{{PROPERTY_ADDRESS}}</w:t>
+            </w:r>
+          </w:p>
+        </w:tc>
+      </w:tr>
+      <w:tr>
+        <w:tc>
+          <w:tcPr>
+            <w:tcW w:w="3200" w:type="dxa"/>
+            <w:tcMar>
+              <w:top w:w="100" w:type="dxa"/>
+              <w:left w:w="120" w:type="dxa"/>
+              <w:bottom w:w="100" w:type="dxa"/>
+              <w:right w:w="120" w:type="dxa"/>
+            </w:tcMar>
+            <w:vAlign w:val="center"/>
+          </w:tcPr>
+          <w:p>
+            <w:pPr>
+              <w:spacing w:after="120"/>
+            </w:pPr>
+            <w:r>
+              <w:rPr>
+                <w:rFonts w:ascii="Arial" w:hAnsi="Arial"/>
+                <w:sz w:val="21"/>
+                <w:b/>
+              </w:rPr>
+              <w:t xml:space="preserve">Date de visite</w:t>
+            </w:r>
+          </w:p>
+        </w:tc>
+        <w:tc>
+          <w:tcPr>
+            <w:tcW w:w="6500" w:type="dxa"/>
+            <w:tcMar>
+              <w:top w:w="100" w:type="dxa"/>
+              <w:left w:w="120" w:type="dxa"/>
+              <w:bottom w:w="100" w:type="dxa"/>
+              <w:right w:w="120" w:type="dxa"/>
+            </w:tcMar>
+            <w:vAlign w:val="center"/>
+          </w:tcPr>
+          <w:p>
+            <w:pPr>
+              <w:spacing w:after="120"/>
+            </w:pPr>
+            <w:r>
+              <w:rPr>
+                <w:rFonts w:ascii="Arial" w:hAnsi="Arial"/>
+                <w:sz w:val="21"/>
+              </w:rPr>
+              <w:t xml:space="preserve">{{VISIT_DATE}}</w:t>
+            </w:r>
+          </w:p>
+        </w:tc>
+      </w:tr>
+      <w:tr>
+        <w:tc>
+          <w:tcPr>
+            <w:tcW w:w="3200" w:type="dxa"/>
+            <w:tcMar>
+              <w:top w:w="100" w:type="dxa"/>
+              <w:left w:w="120" w:type="dxa"/>
+              <w:bottom w:w="100" w:type="dxa"/>
+              <w:right w:w="120" w:type="dxa"/>
+            </w:tcMar>
+            <w:vAlign w:val="center"/>
+          </w:tcPr>
+          <w:p>
+            <w:pPr>
+              <w:spacing w:after="120"/>
+            </w:pPr>
+            <w:r>
+              <w:rPr>
+                <w:rFonts w:ascii="Arial" w:hAnsi="Arial"/>
+                <w:sz w:val="21"/>
+                <w:b/>
+              </w:rPr>
+              <w:t xml:space="preserve">Heure</w:t>
+            </w:r>
+          </w:p>
+        </w:tc>
+        <w:tc>
+          <w:tcPr>
+            <w:tcW w:w="6500" w:type="dxa"/>
+            <w:tcMar>
+              <w:top w:w="100" w:type="dxa"/>
+              <w:left w:w="120" w:type="dxa"/>
+              <w:bottom w:w="100" w:type="dxa"/>
+              <w:right w:w="120" w:type="dxa"/>
+            </w:tcMar>
+            <w:vAlign w:val="center"/>
+          </w:tcPr>
+          <w:p>
+            <w:pPr>
+              <w:spacing w:after="120"/>
+            </w:pPr>
+            <w:r>
+              <w:rPr>
+                <w:rFonts w:ascii="Arial" w:hAnsi="Arial"/>
+                <w:sz w:val="21"/>
+              </w:rPr>
+              <w:t xml:space="preserve">{{VISIT_TIME}}</w:t>
+            </w:r>
+          </w:p>
+        </w:tc>
+      </w:tr>
+      <w:tr>
+        <w:tc>
+          <w:tcPr>
+            <w:tcW w:w="3200" w:type="dxa"/>
+            <w:tcMar>
+              <w:top w:w="100" w:type="dxa"/>
+              <w:left w:w="120" w:type="dxa"/>
+              <w:bottom w:w="100" w:type="dxa"/>
+              <w:right w:w="120" w:type="dxa"/>
+            </w:tcMar>
+            <w:vAlign w:val="center"/>
+          </w:tcPr>
+          <w:p>
+            <w:pPr>
+              <w:spacing w:after="120"/>
+            </w:pPr>
+            <w:r>
+              <w:rPr>
+                <w:rFonts w:ascii="Arial" w:hAnsi="Arial"/>
+                <w:sz w:val="21"/>
+                <w:b/>
+              </w:rPr>
+              <w:t xml:space="preserve">Agent responsable</w:t>
+            </w:r>
+          </w:p>
+        </w:tc>
+        <w:tc>
+          <w:tcPr>
+            <w:tcW w:w="6500" w:type="dxa"/>
+            <w:tcMar>
+              <w:top w:w="100" w:type="dxa"/>
+              <w:left w:w="120" w:type="dxa"/>
+              <w:bottom w:w="100" w:type="dxa"/>
+              <w:right w:w="120" w:type="dxa"/>
+            </w:tcMar>
+            <w:vAlign w:val="center"/>
+          </w:tcPr>
+          <w:p>
+            <w:pPr>
+              <w:spacing w:after="120"/>
+            </w:pPr>
+            <w:r>
+              <w:rPr>
+                <w:rFonts w:ascii="Arial" w:hAnsi="Arial"/>
+                <w:sz w:val="21"/>
+              </w:rPr>
+              <w:t xml:space="preserve">{{AGENT_NAME}}</w:t>
+            </w:r>
+          </w:p>
+        </w:tc>
+      </w:tr>
+    </w:tbl>
+    <w:p>
+      <w:pPr>
+        <w:spacing w:after="120"/>
+      </w:pPr>
       <w:r>
         <w:rPr>
-          <w:sz w:val="24"/>
-          <w:szCs w:val="24"/>
+          <w:rFonts w:ascii="Arial" w:hAnsi="Arial"/>
+          <w:sz w:val="21"/>
         </w:rPr>
-        <w:t xml:space="preserve">dresse : </w:t>
-      </w:r>
-      <w:r>
-        <w:rPr>
-          <w:sz w:val="24"/>
-          <w:szCs w:val="24"/>
-        </w:rPr>
-        <w:t xml:space="preserve">633 cité horizon Bel Bâtiment 3A N°10 </w:t>
-      </w:r>
-      <w:proofErr w:type="spellStart"/>
-      <w:r>
-        <w:rPr>
-          <w:sz w:val="24"/>
-          <w:szCs w:val="24"/>
-        </w:rPr>
-        <w:t>Bir</w:t>
-      </w:r>
-      <w:proofErr w:type="spellEnd"/>
-      <w:r>
-        <w:rPr>
-          <w:sz w:val="24"/>
-          <w:szCs w:val="24"/>
-        </w:rPr>
-        <w:t xml:space="preserve"> El </w:t>
-      </w:r>
-      <w:proofErr w:type="spellStart"/>
-      <w:r>
-        <w:rPr>
-          <w:sz w:val="24"/>
-          <w:szCs w:val="24"/>
-        </w:rPr>
-        <w:t>Djir</w:t>
-      </w:r>
-      <w:proofErr w:type="spellEnd"/>
-      <w:r>
-        <w:rPr>
-          <w:sz w:val="24"/>
-          <w:szCs w:val="24"/>
-        </w:rPr>
-        <w:t xml:space="preserve"> ORAN</w:t>
+        <w:t xml:space="preserve"/>
       </w:r>
     </w:p>
-    <w:p>
-      <w:pPr>
-        <w:rPr>
-          <w:sz w:val="24"/>
-          <w:szCs w:val="24"/>
-        </w:rPr>
-      </w:pPr>
-      <w:r>
-        <w:rPr>
-          <w:sz w:val="24"/>
-          <w:szCs w:val="24"/>
-        </w:rPr>
-        <w:t>Téléphon</w:t>
-      </w:r>
-      <w:r>
-        <w:rPr>
-          <w:sz w:val="24"/>
-          <w:szCs w:val="24"/>
-        </w:rPr>
-        <w:t xml:space="preserve">e : </w:t>
-      </w:r>
-      <w:r>
-        <w:rPr>
-          <w:sz w:val="24"/>
-          <w:szCs w:val="24"/>
-        </w:rPr>
-        <w:t xml:space="preserve">0792 11 65 96 / 0779 07 97 06 </w:t>
-      </w:r>
-      <w:r>
-        <w:rPr>
-          <w:sz w:val="24"/>
-          <w:szCs w:val="24"/>
-        </w:rPr>
-        <w:t xml:space="preserve"> </w:t>
-      </w:r>
-    </w:p>
-    <w:p>
-      <w:pPr>
-        <w:rPr>
-          <w:sz w:val="24"/>
-          <w:szCs w:val="24"/>
-        </w:rPr>
-      </w:pPr>
-      <w:r>
-        <w:rPr>
-          <w:sz w:val="24"/>
-          <w:szCs w:val="24"/>
-        </w:rPr>
-        <w:t xml:space="preserve">E-mail : </w:t>
-      </w:r>
-      <w:r>
-        <w:rPr>
-          <w:u w:val="single"/>
-        </w:rPr>
-        <w:t>pyramideimmobilier31@gmail.com</w:t>
-      </w:r>
-      <w:r>
-        <w:t xml:space="preserve">  </w:t>
-      </w:r>
-    </w:p>
-    <w:p>
-      <w:pPr>
-        <w:rPr>
-          <w:sz w:val="24"/>
-          <w:szCs w:val="24"/>
-        </w:rPr>
-      </w:pPr>
-    </w:p>
-    <w:p>
-      <w:pPr>
-        <w:rPr>
-          <w:b/>
-          <w:sz w:val="24"/>
-          <w:szCs w:val="24"/>
-          <w:u w:val="single"/>
-        </w:rPr>
-      </w:pPr>
-      <w:r>
-        <w:rPr>
-          <w:b/>
-          <w:sz w:val="24"/>
-          <w:szCs w:val="24"/>
-          <w:u w:val="single"/>
-        </w:rPr>
-        <w:t>Informations du Client</w:t>
-      </w:r>
-    </w:p>
-    <w:p>
-      <w:pPr>
-        <w:rPr>
-          <w:sz w:val="24"/>
-          <w:szCs w:val="24"/>
-        </w:rPr>
-      </w:pPr>
-      <w:r>
-        <w:rPr>
-          <w:sz w:val="24"/>
-          <w:szCs w:val="24"/>
-        </w:rPr>
-        <w:t xml:space="preserve">Nom : </w:t>
-      </w:r>
-      <w:proofErr w:type="spellStart"/>
-      <w:r>
-        <w:rPr>
-          <w:sz w:val="24"/>
-          <w:szCs w:val="24"/>
-        </w:rPr>
-        <w:t>Bourehla</w:t>
-      </w:r>
-      <w:proofErr w:type="spellEnd"/>
-    </w:p>
-    <w:p>
-      <w:pPr>
-        <w:rPr>
-          <w:sz w:val="24"/>
-          <w:szCs w:val="24"/>
-        </w:rPr>
-      </w:pPr>
-      <w:r>
-        <w:rPr>
-          <w:sz w:val="24"/>
-          <w:szCs w:val="24"/>
-        </w:rPr>
-        <w:t xml:space="preserve">Prénom : </w:t>
-      </w:r>
-      <w:r>
-        <w:rPr>
-          <w:sz w:val="24"/>
-          <w:szCs w:val="24"/>
-        </w:rPr>
-        <w:t xml:space="preserve">Ismail </w:t>
-      </w:r>
-    </w:p>
-    <w:p>
-      <w:pPr>
-        <w:rPr>
-          <w:sz w:val="24"/>
-          <w:szCs w:val="24"/>
-        </w:rPr>
-      </w:pPr>
-      <w:r>
-        <w:rPr>
-          <w:sz w:val="24"/>
-          <w:szCs w:val="24"/>
-        </w:rPr>
-        <w:t>Adresse :</w:t>
-      </w:r>
-      <w:r>
-        <w:rPr>
-          <w:sz w:val="24"/>
-          <w:szCs w:val="24"/>
-        </w:rPr>
-        <w:t xml:space="preserve"> </w:t>
-      </w:r>
-      <w:proofErr w:type="spellStart"/>
-      <w:r>
-        <w:rPr>
-          <w:sz w:val="24"/>
-          <w:szCs w:val="24"/>
-        </w:rPr>
-        <w:t>Mostaghanem</w:t>
-      </w:r>
-      <w:proofErr w:type="spellEnd"/>
-      <w:r>
-        <w:rPr>
-          <w:sz w:val="24"/>
-          <w:szCs w:val="24"/>
-        </w:rPr>
-        <w:t xml:space="preserve"> </w:t>
-      </w:r>
-    </w:p>
-    <w:p>
-      <w:pPr>
-        <w:rPr>
-          <w:szCs w:val="24"/>
-        </w:rPr>
-      </w:pPr>
-      <w:r>
-        <w:rPr>
-          <w:sz w:val="24"/>
-          <w:szCs w:val="24"/>
-        </w:rPr>
-        <w:t xml:space="preserve">Téléphone : </w:t>
-      </w:r>
-      <w:r>
-        <w:rPr>
-          <w:sz w:val="24"/>
-          <w:szCs w:val="24"/>
-        </w:rPr>
-        <w:t>0667359922</w:t>
-      </w:r>
-    </w:p>
-    <w:p>
-      <w:pPr>
-        <w:rPr>
-          <w:b/>
-          <w:sz w:val="24"/>
-          <w:szCs w:val="24"/>
-          <w:u w:val="single"/>
-        </w:rPr>
-      </w:pPr>
-      <w:r>
-        <w:rPr>
-          <w:b/>
-          <w:sz w:val="24"/>
-          <w:szCs w:val="24"/>
-          <w:u w:val="single"/>
-        </w:rPr>
-        <w:t>Info</w:t>
-      </w:r>
-      <w:r>
-        <w:rPr>
-          <w:b/>
-          <w:sz w:val="24"/>
-          <w:szCs w:val="24"/>
-          <w:u w:val="single"/>
-        </w:rPr>
-        <w:t>rmations sur le Bien</w:t>
-      </w:r>
-      <w:r>
-        <w:rPr>
-          <w:b/>
-          <w:sz w:val="24"/>
-          <w:szCs w:val="24"/>
-          <w:u w:val="single"/>
-        </w:rPr>
-        <w:t xml:space="preserve">  </w:t>
-      </w:r>
-    </w:p>
-    <w:p>
-      <w:pPr>
-        <w:rPr>
-          <w:sz w:val="24"/>
-          <w:szCs w:val="24"/>
-        </w:rPr>
-      </w:pPr>
-      <w:r>
-        <w:rPr>
-          <w:sz w:val="24"/>
-          <w:szCs w:val="24"/>
-        </w:rPr>
-        <w:t xml:space="preserve">Type de bien : </w:t>
-      </w:r>
-      <w:r>
-        <w:rPr>
-          <w:sz w:val="24"/>
-          <w:szCs w:val="24"/>
-        </w:rPr>
-        <w:t xml:space="preserve">Terrain </w:t>
-      </w:r>
-    </w:p>
-    <w:p>
-      <w:pPr>
-        <w:rPr>
-          <w:sz w:val="24"/>
-          <w:szCs w:val="24"/>
-        </w:rPr>
-      </w:pPr>
-      <w:r>
-        <w:rPr>
-          <w:sz w:val="24"/>
-          <w:szCs w:val="24"/>
-        </w:rPr>
-        <w:t>Adres</w:t>
-      </w:r>
-      <w:r>
-        <w:rPr>
-          <w:sz w:val="24"/>
-          <w:szCs w:val="24"/>
-        </w:rPr>
-        <w:t>se du bie</w:t>
-      </w:r>
-      <w:r>
-        <w:rPr>
-          <w:sz w:val="24"/>
-          <w:szCs w:val="24"/>
-        </w:rPr>
-        <w:t>n :</w:t>
-      </w:r>
-      <w:r>
-        <w:rPr>
-          <w:sz w:val="24"/>
-          <w:szCs w:val="24"/>
-        </w:rPr>
-        <w:t xml:space="preserve"> </w:t>
-      </w:r>
-      <w:proofErr w:type="spellStart"/>
-      <w:r>
-        <w:rPr>
-          <w:sz w:val="24"/>
-          <w:szCs w:val="24"/>
-        </w:rPr>
-        <w:t>Canastel</w:t>
-      </w:r>
-      <w:proofErr w:type="spellEnd"/>
-      <w:r>
-        <w:rPr>
-          <w:sz w:val="24"/>
-          <w:szCs w:val="24"/>
-        </w:rPr>
-        <w:t xml:space="preserve"> , St </w:t>
-      </w:r>
-      <w:proofErr w:type="spellStart"/>
-      <w:r>
-        <w:rPr>
-          <w:sz w:val="24"/>
-          <w:szCs w:val="24"/>
-        </w:rPr>
-        <w:t>hubert</w:t>
-      </w:r>
-      <w:proofErr w:type="spellEnd"/>
-      <w:r>
-        <w:rPr>
-          <w:sz w:val="24"/>
-          <w:szCs w:val="24"/>
-        </w:rPr>
-        <w:t xml:space="preserve"> </w:t>
-      </w:r>
-    </w:p>
-    <w:p>
-      <w:pPr>
-        <w:rPr>
-          <w:b/>
-          <w:sz w:val="24"/>
-          <w:szCs w:val="24"/>
-          <w:u w:val="single"/>
-        </w:rPr>
-      </w:pPr>
-      <w:r>
-        <w:rPr>
-          <w:b/>
-          <w:sz w:val="24"/>
-          <w:szCs w:val="24"/>
-          <w:u w:val="single"/>
-        </w:rPr>
-        <w:t>Date et Heure de la Visite</w:t>
-      </w:r>
-    </w:p>
-    <w:p>
-      <w:pPr>
-        <w:rPr>
-          <w:sz w:val="24"/>
-          <w:szCs w:val="24"/>
-        </w:rPr>
-      </w:pPr>
-      <w:r>
-        <w:rPr>
-          <w:sz w:val="24"/>
-          <w:szCs w:val="24"/>
-        </w:rPr>
-        <w:t xml:space="preserve">Date : </w:t>
-      </w:r>
-      <w:r>
-        <w:rPr>
-          <w:sz w:val="24"/>
-          <w:szCs w:val="24"/>
-        </w:rPr>
-        <w:t xml:space="preserve"> </w:t>
-      </w:r>
-      <w:r>
-        <w:rPr>
-          <w:sz w:val="24"/>
-          <w:szCs w:val="24"/>
-        </w:rPr>
-        <w:t xml:space="preserve">18\9\25 </w:t>
-      </w:r>
-    </w:p>
-    <w:p>
-      <w:pPr>
-        <w:rPr>
-          <w:sz w:val="24"/>
-          <w:szCs w:val="24"/>
-        </w:rPr>
-      </w:pPr>
-      <w:r>
-        <w:rPr>
-          <w:sz w:val="24"/>
-          <w:szCs w:val="24"/>
-        </w:rPr>
-        <w:t xml:space="preserve">Heure : </w:t>
-      </w:r>
-      <w:r>
-        <w:rPr>
-          <w:sz w:val="24"/>
-          <w:szCs w:val="24"/>
-        </w:rPr>
-        <w:t xml:space="preserve">13 :30 </w:t>
-      </w:r>
-    </w:p>
-    <w:p>
-      <w:pPr>
-        <w:rPr>
-          <w:b/>
-          <w:sz w:val="24"/>
-          <w:szCs w:val="24"/>
-          <w:u w:val="single"/>
-        </w:rPr>
-      </w:pPr>
-    </w:p>
-    <w:p>
-      <w:pPr>
-        <w:rPr>
-          <w:b/>
-          <w:sz w:val="24"/>
-          <w:szCs w:val="24"/>
-          <w:u w:val="single"/>
-        </w:rPr>
-      </w:pPr>
-      <w:r>
-        <w:rPr>
-          <w:b/>
-          <w:sz w:val="24"/>
-          <w:szCs w:val="24"/>
-          <w:u w:val="single"/>
-        </w:rPr>
-        <w:t>Engagement de Confidentialité</w:t>
-      </w:r>
-    </w:p>
-    <w:p>
-      <w:pPr>
-        <w:rPr>
-          <w:sz w:val="24"/>
-          <w:szCs w:val="24"/>
-        </w:rPr>
-      </w:pPr>
-      <w:r>
-        <w:rPr>
-          <w:sz w:val="24"/>
-          <w:szCs w:val="24"/>
-        </w:rPr>
-        <w:t>Le client s'engage à ne pas divulguer les informations relatives au bien visité et à traiter toutes les informations avec la plus grande confidentialité. Toute négociation se fera exclusivement par l'intermédiai</w:t>
-      </w:r>
-      <w:r>
-        <w:rPr>
-          <w:sz w:val="24"/>
-          <w:szCs w:val="24"/>
-        </w:rPr>
-        <w:t>re de l'agence PYRAMIDE</w:t>
-      </w:r>
-      <w:r>
-        <w:rPr>
-          <w:sz w:val="24"/>
-          <w:szCs w:val="24"/>
-        </w:rPr>
-        <w:t xml:space="preserve">.  </w:t>
-      </w:r>
-    </w:p>
-    <w:p>
-      <w:pPr>
-        <w:rPr>
-          <w:sz w:val="24"/>
-          <w:szCs w:val="24"/>
-        </w:rPr>
-      </w:pPr>
-      <w:r>
-        <w:rPr>
-          <w:sz w:val="24"/>
-          <w:szCs w:val="24"/>
-        </w:rPr>
-        <w:t>Le</w:t>
-      </w:r>
-      <w:r>
-        <w:rPr>
-          <w:sz w:val="24"/>
-          <w:szCs w:val="24"/>
-        </w:rPr>
-        <w:t xml:space="preserve"> client s’engage à ne pas entrer en contact direct avec le propriétaire du bien.</w:t>
-      </w:r>
-    </w:p>
-    <w:p>
-      <w:pPr>
-        <w:rPr>
-          <w:sz w:val="24"/>
-          <w:szCs w:val="24"/>
-        </w:rPr>
-      </w:pPr>
-      <w:r>
-        <w:rPr>
-          <w:sz w:val="24"/>
-          <w:szCs w:val="24"/>
-        </w:rPr>
-        <w:t xml:space="preserve">  </w:t>
-      </w:r>
-    </w:p>
-    <w:p>
-      <w:pPr>
-        <w:rPr>
-          <w:sz w:val="24"/>
-          <w:szCs w:val="24"/>
-        </w:rPr>
-      </w:pPr>
-      <w:r>
-        <w:rPr>
-          <w:sz w:val="24"/>
-          <w:szCs w:val="24"/>
-        </w:rPr>
-        <w:t xml:space="preserve">Nom de l’agent :   </w:t>
-      </w:r>
-      <w:proofErr w:type="spellStart"/>
-      <w:r>
-        <w:rPr>
-          <w:sz w:val="24"/>
-          <w:szCs w:val="24"/>
-        </w:rPr>
-        <w:t>Zinou</w:t>
-      </w:r>
-      <w:proofErr w:type="spellEnd"/>
-      <w:r>
-        <w:rPr>
-          <w:sz w:val="24"/>
-          <w:szCs w:val="24"/>
-        </w:rPr>
-        <w:t xml:space="preserve"> </w:t>
-      </w:r>
-      <w:r>
-        <w:rPr>
-          <w:sz w:val="24"/>
-          <w:szCs w:val="24"/>
-        </w:rPr>
-        <w:t xml:space="preserve"> </w:t>
-      </w:r>
-    </w:p>
-    <w:p>
-      <w:pPr>
-        <w:rPr>
-          <w:sz w:val="24"/>
-          <w:szCs w:val="24"/>
-        </w:rPr>
-      </w:pPr>
-      <w:r>
-        <w:rPr>
-          <w:sz w:val="24"/>
-          <w:szCs w:val="24"/>
-        </w:rPr>
-        <w:t xml:space="preserve">Signature de l'agent immobilier :  </w:t>
-      </w:r>
-      <w:r>
-        <w:rPr>
-          <w:sz w:val="24"/>
-          <w:szCs w:val="24"/>
-        </w:rPr>
-        <w:t xml:space="preserve">                                                               Signature du client :</w:t>
-      </w:r>
-    </w:p>
-    <w:p>
-      <w:pPr>
-        <w:rPr>
-          <w:sz w:val="24"/>
-          <w:szCs w:val="24"/>
-        </w:rPr>
-      </w:pPr>
-    </w:p>
+    <w:tbl>
+      <w:tblPr>
+        <w:tblW w:w="9700" w:type="dxa"/>
+      </w:tblPr>
+      <w:tblGrid>
+        <w:gridCol w:w="4850"/>
+        <w:gridCol w:w="4850"/>
+      </w:tblGrid>
+      <w:tr>
+        <w:tc>
+          <w:tcPr>
+            <w:tcW w:w="4850" w:type="dxa"/>
+            <w:tcMar>
+              <w:top w:w="100" w:type="dxa"/>
+              <w:left w:w="120" w:type="dxa"/>
+              <w:bottom w:w="100" w:type="dxa"/>
+              <w:right w:w="120" w:type="dxa"/>
+            </w:tcMar>
+            <w:vAlign w:val="center"/>
+          </w:tcPr>
+          <w:p>
+            <w:pPr>
+              <w:spacing w:after="120"/>
+            </w:pPr>
+            <w:r>
+              <w:rPr>
+                <w:rFonts w:ascii="Arial" w:hAnsi="Arial"/>
+                <w:sz w:val="21"/>
+                <w:b/>
+              </w:rPr>
+              <w:t xml:space="preserve">Signature du client ou cocontractant
+</w:t>
+            </w:r>
+          </w:p>
+        </w:tc>
+        <w:tc>
+          <w:tcPr>
+            <w:tcW w:w="4850" w:type="dxa"/>
+            <w:tcMar>
+              <w:top w:w="100" w:type="dxa"/>
+              <w:left w:w="120" w:type="dxa"/>
+              <w:bottom w:w="100" w:type="dxa"/>
+              <w:right w:w="120" w:type="dxa"/>
+            </w:tcMar>
+            <w:vAlign w:val="center"/>
+          </w:tcPr>
+          <w:p>
+            <w:pPr>
+              <w:spacing w:after="120"/>
+            </w:pPr>
+            <w:r>
+              <w:rPr>
+                <w:rFonts w:ascii="Arial" w:hAnsi="Arial"/>
+                <w:sz w:val="21"/>
+                <w:b/>
+              </w:rPr>
+              <w:t xml:space="preserve">Cachet et signature de l’agence
+</w:t>
+            </w:r>
+          </w:p>
+        </w:tc>
+      </w:tr>
+    </w:tbl>
     <w:sectPr>
-      <w:headerReference w:type="default" r:id="rId6"/>
-      <w:pgSz w:w="11906" w:h="16838"/>
-      <w:pgMar w:top="1440" w:right="1080" w:bottom="1440" w:left="1080" w:header="708" w:footer="708" w:gutter="0"/>
-      <w:cols w:space="708"/>
-      <w:docGrid w:linePitch="360"/>
+      <w:pgSz w:w="12240" w:h="15840"/>
+      <w:pgMar w:top="1020" w:right="1134" w:bottom="1020" w:left="1134" w:header="720" w:footer="720" w:gutter="0"/>
     </w:sectPr>
   </w:body>
 </w:document>
@@ -699,6 +630,36 @@
     </w:p>
   </w:endnote>
 </w:endnotes>
+</file>
+
+<file path=word/footer1.xml><?xml version="1.0" encoding="utf-8"?>
+<w:ftr xmlns:wpc="http://schemas.microsoft.com/office/word/2010/wordprocessingCanvas" xmlns:cx="http://schemas.microsoft.com/office/drawing/2014/chartex" xmlns:cx1="http://schemas.microsoft.com/office/drawing/2015/9/8/chartex" xmlns:cx2="http://schemas.microsoft.com/office/drawing/2015/10/21/chartex" xmlns:cx3="http://schemas.microsoft.com/office/drawing/2016/5/9/chartex" xmlns:cx4="http://schemas.microsoft.com/office/drawing/2016/5/10/chartex" xmlns:cx5="http://schemas.microsoft.com/office/drawing/2016/5/11/chartex" xmlns:cx6="http://schemas.microsoft.com/office/drawing/2016/5/12/chartex" xmlns:cx7="http://schemas.microsoft.com/office/drawing/2016/5/13/chartex" xmlns:cx8="http://schemas.microsoft.com/office/drawing/2016/5/14/chartex" xmlns:mc="http://schemas.openxmlformats.org/markup-compatibility/2006" xmlns:aink="http://schemas.microsoft.com/office/drawing/2016/ink" xmlns:am3d="http://schemas.microsoft.com/office/drawing/2017/model3d" xmlns:o="urn:schemas-microsoft-com:office:office" xmlns:oel="http://schemas.microsoft.com/office/2019/extlst" xmlns:r="http://schemas.openxmlformats.org/officeDocument/2006/relationships" xmlns:m="http://schemas.openxmlformats.org/officeDocument/2006/math" xmlns:v="urn:schemas-microsoft-com:vml" xmlns:wp14="http://schemas.microsoft.com/office/word/2010/wordprocessingDrawing" xmlns:wp="http://schemas.openxmlformats.org/drawingml/2006/wordprocessingDrawing" xmlns:w10="urn:schemas-microsoft-com:office:word" xmlns:w="http://schemas.openxmlformats.org/wordprocessingml/2006/main" xmlns:w14="http://schemas.microsoft.com/office/word/2010/wordml" xmlns:w15="http://schemas.microsoft.com/office/word/2012/wordml" xmlns:w16cex="http://schemas.microsoft.com/office/word/2018/wordml/cex" xmlns:w16cid="http://schemas.microsoft.com/office/word/2016/wordml/cid" xmlns:w16="http://schemas.microsoft.com/office/word/2018/wordml" xmlns:w16du="http://schemas.microsoft.com/office/word/2023/wordml/word16du" xmlns:w16sdtdh="http://schemas.microsoft.com/office/word/2020/wordml/sdtdatahash" xmlns:w16sdtfl="http://schemas.microsoft.com/office/word/2024/wordml/sdtformatlock" xmlns:w16se="http://schemas.microsoft.com/office/word/2015/wordml/symex" xmlns:wpg="http://schemas.microsoft.com/office/word/2010/wordprocessingGroup" xmlns:wpi="http://schemas.microsoft.com/office/word/2010/wordprocessingInk" xmlns:wne="http://schemas.microsoft.com/office/word/2006/wordml" xmlns:wps="http://schemas.microsoft.com/office/word/2010/wordprocessingShape" mc:Ignorable="w14 w15 w16se w16cid w16 w16cex w16sdtdh w16sdtfl w16du wp14">
+  <w:p>
+    <w:pPr>
+      <w:pStyle w:val="Pieddepage"/>
+    </w:pPr>
+  </w:p>
+</w:ftr>
+</file>
+
+<file path=word/footer2.xml><?xml version="1.0" encoding="utf-8"?>
+<w:ftr xmlns:wpc="http://schemas.microsoft.com/office/word/2010/wordprocessingCanvas" xmlns:cx="http://schemas.microsoft.com/office/drawing/2014/chartex" xmlns:cx1="http://schemas.microsoft.com/office/drawing/2015/9/8/chartex" xmlns:cx2="http://schemas.microsoft.com/office/drawing/2015/10/21/chartex" xmlns:cx3="http://schemas.microsoft.com/office/drawing/2016/5/9/chartex" xmlns:cx4="http://schemas.microsoft.com/office/drawing/2016/5/10/chartex" xmlns:cx5="http://schemas.microsoft.com/office/drawing/2016/5/11/chartex" xmlns:cx6="http://schemas.microsoft.com/office/drawing/2016/5/12/chartex" xmlns:cx7="http://schemas.microsoft.com/office/drawing/2016/5/13/chartex" xmlns:cx8="http://schemas.microsoft.com/office/drawing/2016/5/14/chartex" xmlns:mc="http://schemas.openxmlformats.org/markup-compatibility/2006" xmlns:aink="http://schemas.microsoft.com/office/drawing/2016/ink" xmlns:am3d="http://schemas.microsoft.com/office/drawing/2017/model3d" xmlns:o="urn:schemas-microsoft-com:office:office" xmlns:oel="http://schemas.microsoft.com/office/2019/extlst" xmlns:r="http://schemas.openxmlformats.org/officeDocument/2006/relationships" xmlns:m="http://schemas.openxmlformats.org/officeDocument/2006/math" xmlns:v="urn:schemas-microsoft-com:vml" xmlns:wp14="http://schemas.microsoft.com/office/word/2010/wordprocessingDrawing" xmlns:wp="http://schemas.openxmlformats.org/drawingml/2006/wordprocessingDrawing" xmlns:w10="urn:schemas-microsoft-com:office:word" xmlns:w="http://schemas.openxmlformats.org/wordprocessingml/2006/main" xmlns:w14="http://schemas.microsoft.com/office/word/2010/wordml" xmlns:w15="http://schemas.microsoft.com/office/word/2012/wordml" xmlns:w16cex="http://schemas.microsoft.com/office/word/2018/wordml/cex" xmlns:w16cid="http://schemas.microsoft.com/office/word/2016/wordml/cid" xmlns:w16="http://schemas.microsoft.com/office/word/2018/wordml" xmlns:w16du="http://schemas.microsoft.com/office/word/2023/wordml/word16du" xmlns:w16sdtdh="http://schemas.microsoft.com/office/word/2020/wordml/sdtdatahash" xmlns:w16sdtfl="http://schemas.microsoft.com/office/word/2024/wordml/sdtformatlock" xmlns:w16se="http://schemas.microsoft.com/office/word/2015/wordml/symex" xmlns:wpg="http://schemas.microsoft.com/office/word/2010/wordprocessingGroup" xmlns:wpi="http://schemas.microsoft.com/office/word/2010/wordprocessingInk" xmlns:wne="http://schemas.microsoft.com/office/word/2006/wordml" xmlns:wps="http://schemas.microsoft.com/office/word/2010/wordprocessingShape" mc:Ignorable="w14 w15 w16se w16cid w16 w16cex w16sdtdh w16sdtfl w16du wp14">
+  <w:p>
+    <w:pPr>
+      <w:pStyle w:val="Pieddepage"/>
+    </w:pPr>
+  </w:p>
+</w:ftr>
+</file>
+
+<file path=word/footer3.xml><?xml version="1.0" encoding="utf-8"?>
+<w:ftr xmlns:wpc="http://schemas.microsoft.com/office/word/2010/wordprocessingCanvas" xmlns:cx="http://schemas.microsoft.com/office/drawing/2014/chartex" xmlns:cx1="http://schemas.microsoft.com/office/drawing/2015/9/8/chartex" xmlns:cx2="http://schemas.microsoft.com/office/drawing/2015/10/21/chartex" xmlns:cx3="http://schemas.microsoft.com/office/drawing/2016/5/9/chartex" xmlns:cx4="http://schemas.microsoft.com/office/drawing/2016/5/10/chartex" xmlns:cx5="http://schemas.microsoft.com/office/drawing/2016/5/11/chartex" xmlns:cx6="http://schemas.microsoft.com/office/drawing/2016/5/12/chartex" xmlns:cx7="http://schemas.microsoft.com/office/drawing/2016/5/13/chartex" xmlns:cx8="http://schemas.microsoft.com/office/drawing/2016/5/14/chartex" xmlns:mc="http://schemas.openxmlformats.org/markup-compatibility/2006" xmlns:aink="http://schemas.microsoft.com/office/drawing/2016/ink" xmlns:am3d="http://schemas.microsoft.com/office/drawing/2017/model3d" xmlns:o="urn:schemas-microsoft-com:office:office" xmlns:oel="http://schemas.microsoft.com/office/2019/extlst" xmlns:r="http://schemas.openxmlformats.org/officeDocument/2006/relationships" xmlns:m="http://schemas.openxmlformats.org/officeDocument/2006/math" xmlns:v="urn:schemas-microsoft-com:vml" xmlns:wp14="http://schemas.microsoft.com/office/word/2010/wordprocessingDrawing" xmlns:wp="http://schemas.openxmlformats.org/drawingml/2006/wordprocessingDrawing" xmlns:w10="urn:schemas-microsoft-com:office:word" xmlns:w="http://schemas.openxmlformats.org/wordprocessingml/2006/main" xmlns:w14="http://schemas.microsoft.com/office/word/2010/wordml" xmlns:w15="http://schemas.microsoft.com/office/word/2012/wordml" xmlns:w16cex="http://schemas.microsoft.com/office/word/2018/wordml/cex" xmlns:w16cid="http://schemas.microsoft.com/office/word/2016/wordml/cid" xmlns:w16="http://schemas.microsoft.com/office/word/2018/wordml" xmlns:w16du="http://schemas.microsoft.com/office/word/2023/wordml/word16du" xmlns:w16sdtdh="http://schemas.microsoft.com/office/word/2020/wordml/sdtdatahash" xmlns:w16sdtfl="http://schemas.microsoft.com/office/word/2024/wordml/sdtformatlock" xmlns:w16se="http://schemas.microsoft.com/office/word/2015/wordml/symex" xmlns:wpg="http://schemas.microsoft.com/office/word/2010/wordprocessingGroup" xmlns:wpi="http://schemas.microsoft.com/office/word/2010/wordprocessingInk" xmlns:wne="http://schemas.microsoft.com/office/word/2006/wordml" xmlns:wps="http://schemas.microsoft.com/office/word/2010/wordprocessingShape" mc:Ignorable="w14 w15 w16se w16cid w16 w16cex w16sdtdh w16sdtfl w16du wp14">
+  <w:p>
+    <w:pPr>
+      <w:pStyle w:val="Pieddepage"/>
+    </w:pPr>
+  </w:p>
+</w:ftr>
 </file>
 
 <file path=word/footnotes.xml><?xml version="1.0" encoding="utf-8"?>
@@ -730,33 +691,45 @@
 <w:hdr xmlns:wpc="http://schemas.microsoft.com/office/word/2010/wordprocessingCanvas" xmlns:cx="http://schemas.microsoft.com/office/drawing/2014/chartex" xmlns:cx1="http://schemas.microsoft.com/office/drawing/2015/9/8/chartex" xmlns:cx2="http://schemas.microsoft.com/office/drawing/2015/10/21/chartex" xmlns:cx3="http://schemas.microsoft.com/office/drawing/2016/5/9/chartex" xmlns:cx4="http://schemas.microsoft.com/office/drawing/2016/5/10/chartex" xmlns:cx5="http://schemas.microsoft.com/office/drawing/2016/5/11/chartex" xmlns:cx6="http://schemas.microsoft.com/office/drawing/2016/5/12/chartex" xmlns:cx7="http://schemas.microsoft.com/office/drawing/2016/5/13/chartex" xmlns:cx8="http://schemas.microsoft.com/office/drawing/2016/5/14/chartex" xmlns:mc="http://schemas.openxmlformats.org/markup-compatibility/2006" xmlns:aink="http://schemas.microsoft.com/office/drawing/2016/ink" xmlns:am3d="http://schemas.microsoft.com/office/drawing/2017/model3d" xmlns:o="urn:schemas-microsoft-com:office:office" xmlns:oel="http://schemas.microsoft.com/office/2019/extlst" xmlns:r="http://schemas.openxmlformats.org/officeDocument/2006/relationships" xmlns:m="http://schemas.openxmlformats.org/officeDocument/2006/math" xmlns:v="urn:schemas-microsoft-com:vml" xmlns:wp14="http://schemas.microsoft.com/office/word/2010/wordprocessingDrawing" xmlns:wp="http://schemas.openxmlformats.org/drawingml/2006/wordprocessingDrawing" xmlns:w10="urn:schemas-microsoft-com:office:word" xmlns:w="http://schemas.openxmlformats.org/wordprocessingml/2006/main" xmlns:w14="http://schemas.microsoft.com/office/word/2010/wordml" xmlns:w15="http://schemas.microsoft.com/office/word/2012/wordml" xmlns:w16cex="http://schemas.microsoft.com/office/word/2018/wordml/cex" xmlns:w16cid="http://schemas.microsoft.com/office/word/2016/wordml/cid" xmlns:w16="http://schemas.microsoft.com/office/word/2018/wordml" xmlns:w16du="http://schemas.microsoft.com/office/word/2023/wordml/word16du" xmlns:w16sdtdh="http://schemas.microsoft.com/office/word/2020/wordml/sdtdatahash" xmlns:w16sdtfl="http://schemas.microsoft.com/office/word/2024/wordml/sdtformatlock" xmlns:w16se="http://schemas.microsoft.com/office/word/2015/wordml/symex" xmlns:wpg="http://schemas.microsoft.com/office/word/2010/wordprocessingGroup" xmlns:wpi="http://schemas.microsoft.com/office/word/2010/wordprocessingInk" xmlns:wne="http://schemas.microsoft.com/office/word/2006/wordml" xmlns:wps="http://schemas.microsoft.com/office/word/2010/wordprocessingShape" mc:Ignorable="w14 w15 w16se w16cid w16 w16cex w16sdtdh w16sdtfl w16du wp14">
   <w:p>
     <w:pPr>
-      <w:tabs>
-        <w:tab w:val="center" w:pos="4536"/>
-        <w:tab w:val="right" w:pos="9072"/>
-      </w:tabs>
-      <w:spacing w:after="0" w:line="240" w:lineRule="auto"/>
+      <w:pStyle w:val="En-tte"/>
+    </w:pPr>
+  </w:p>
+</w:hdr>
+</file>
+
+<file path=word/header2.xml><?xml version="1.0" encoding="utf-8"?>
+<w:hdr xmlns:wpc="http://schemas.microsoft.com/office/word/2010/wordprocessingCanvas" xmlns:cx="http://schemas.microsoft.com/office/drawing/2014/chartex" xmlns:cx1="http://schemas.microsoft.com/office/drawing/2015/9/8/chartex" xmlns:cx2="http://schemas.microsoft.com/office/drawing/2015/10/21/chartex" xmlns:cx3="http://schemas.microsoft.com/office/drawing/2016/5/9/chartex" xmlns:cx4="http://schemas.microsoft.com/office/drawing/2016/5/10/chartex" xmlns:cx5="http://schemas.microsoft.com/office/drawing/2016/5/11/chartex" xmlns:cx6="http://schemas.microsoft.com/office/drawing/2016/5/12/chartex" xmlns:cx7="http://schemas.microsoft.com/office/drawing/2016/5/13/chartex" xmlns:cx8="http://schemas.microsoft.com/office/drawing/2016/5/14/chartex" xmlns:mc="http://schemas.openxmlformats.org/markup-compatibility/2006" xmlns:aink="http://schemas.microsoft.com/office/drawing/2016/ink" xmlns:am3d="http://schemas.microsoft.com/office/drawing/2017/model3d" xmlns:o="urn:schemas-microsoft-com:office:office" xmlns:oel="http://schemas.microsoft.com/office/2019/extlst" xmlns:r="http://schemas.openxmlformats.org/officeDocument/2006/relationships" xmlns:m="http://schemas.openxmlformats.org/officeDocument/2006/math" xmlns:v="urn:schemas-microsoft-com:vml" xmlns:wp14="http://schemas.microsoft.com/office/word/2010/wordprocessingDrawing" xmlns:wp="http://schemas.openxmlformats.org/drawingml/2006/wordprocessingDrawing" xmlns:w10="urn:schemas-microsoft-com:office:word" xmlns:w="http://schemas.openxmlformats.org/wordprocessingml/2006/main" xmlns:w14="http://schemas.microsoft.com/office/word/2010/wordml" xmlns:w15="http://schemas.microsoft.com/office/word/2012/wordml" xmlns:w16cex="http://schemas.microsoft.com/office/word/2018/wordml/cex" xmlns:w16cid="http://schemas.microsoft.com/office/word/2016/wordml/cid" xmlns:w16="http://schemas.microsoft.com/office/word/2018/wordml" xmlns:w16du="http://schemas.microsoft.com/office/word/2023/wordml/word16du" xmlns:w16sdtdh="http://schemas.microsoft.com/office/word/2020/wordml/sdtdatahash" xmlns:w16sdtfl="http://schemas.microsoft.com/office/word/2024/wordml/sdtformatlock" xmlns:w16se="http://schemas.microsoft.com/office/word/2015/wordml/symex" xmlns:wpg="http://schemas.microsoft.com/office/word/2010/wordprocessingGroup" xmlns:wpi="http://schemas.microsoft.com/office/word/2010/wordprocessingInk" xmlns:wne="http://schemas.microsoft.com/office/word/2006/wordml" xmlns:wps="http://schemas.microsoft.com/office/word/2010/wordprocessingShape" mc:Ignorable="w14 w15 w16se w16cid w16 w16cex w16sdtdh w16sdtfl w16du wp14">
+  <w:p>
+    <w:pPr>
+      <w:pStyle w:val="En-tte"/>
       <w:jc w:val="center"/>
-      <w:rPr>
-        <w:sz w:val="72"/>
-      </w:rPr>
     </w:pPr>
     <w:r>
       <w:rPr>
         <w:noProof/>
+        <w:sz w:val="72"/>
         <w:lang w:eastAsia="fr-FR"/>
       </w:rPr>
       <w:drawing>
-        <wp:anchor distT="0" distB="0" distL="114300" distR="114300" simplePos="0" relativeHeight="251658240" behindDoc="0" locked="0" layoutInCell="1" allowOverlap="1" wp14:anchorId="43454F1B" wp14:editId="54F8852A">
+        <wp:anchor distT="0" distB="0" distL="114300" distR="114300" simplePos="0" relativeHeight="251659264" behindDoc="1" locked="0" layoutInCell="1" allowOverlap="1" wp14:anchorId="09581D24" wp14:editId="1462A83A">
           <wp:simplePos x="0" y="0"/>
-          <wp:positionH relativeFrom="page">
-            <wp:posOffset>275782</wp:posOffset>
+          <wp:positionH relativeFrom="column">
+            <wp:posOffset>-756920</wp:posOffset>
           </wp:positionH>
           <wp:positionV relativeFrom="paragraph">
             <wp:posOffset>-449580</wp:posOffset>
           </wp:positionV>
-          <wp:extent cx="1786255" cy="1667510"/>
-          <wp:effectExtent l="0" t="0" r="4445" b="8890"/>
-          <wp:wrapSquare wrapText="bothSides"/>
+          <wp:extent cx="1774190" cy="1657985"/>
+          <wp:effectExtent l="0" t="0" r="0" b="0"/>
+          <wp:wrapTight wrapText="bothSides">
+            <wp:wrapPolygon edited="0">
+              <wp:start x="0" y="0"/>
+              <wp:lineTo x="0" y="21344"/>
+              <wp:lineTo x="21337" y="21344"/>
+              <wp:lineTo x="21337" y="0"/>
+              <wp:lineTo x="0" y="0"/>
+            </wp:wrapPolygon>
+          </wp:wrapTight>
           <wp:docPr id="1" name="Image 1"/>
           <wp:cNvGraphicFramePr>
             <a:graphicFrameLocks xmlns:a="http://schemas.openxmlformats.org/drawingml/2006/main" noChangeAspect="1"/>
@@ -786,7 +759,7 @@
                 <pic:spPr bwMode="auto">
                   <a:xfrm>
                     <a:off x="0" y="0"/>
-                    <a:ext cx="1786255" cy="1667510"/>
+                    <a:ext cx="1774190" cy="1657985"/>
                   </a:xfrm>
                   <a:prstGeom prst="rect">
                     <a:avLst/>
@@ -796,12 +769,6 @@
               </pic:pic>
             </a:graphicData>
           </a:graphic>
-          <wp14:sizeRelH relativeFrom="margin">
-            <wp14:pctWidth>0</wp14:pctWidth>
-          </wp14:sizeRelH>
-          <wp14:sizeRelV relativeFrom="margin">
-            <wp14:pctHeight>0</wp14:pctHeight>
-          </wp14:sizeRelV>
         </wp:anchor>
       </w:drawing>
     </w:r>
@@ -809,13 +776,7 @@
       <w:rPr>
         <w:sz w:val="72"/>
       </w:rPr>
-      <w:t xml:space="preserve">PYRAMIDE </w:t>
-    </w:r>
-    <w:r>
-      <w:rPr>
-        <w:sz w:val="72"/>
-      </w:rPr>
-      <w:t>IMMOBILIER</w:t>
+      <w:t>PYRAMIDE IMMOBILIER</w:t>
     </w:r>
   </w:p>
   <w:p>
@@ -824,6 +785,253 @@
     </w:pPr>
   </w:p>
 </w:hdr>
+</file>
+
+<file path=word/header3.xml><?xml version="1.0" encoding="utf-8"?>
+<w:hdr xmlns:wpc="http://schemas.microsoft.com/office/word/2010/wordprocessingCanvas" xmlns:cx="http://schemas.microsoft.com/office/drawing/2014/chartex" xmlns:cx1="http://schemas.microsoft.com/office/drawing/2015/9/8/chartex" xmlns:cx2="http://schemas.microsoft.com/office/drawing/2015/10/21/chartex" xmlns:cx3="http://schemas.microsoft.com/office/drawing/2016/5/9/chartex" xmlns:cx4="http://schemas.microsoft.com/office/drawing/2016/5/10/chartex" xmlns:cx5="http://schemas.microsoft.com/office/drawing/2016/5/11/chartex" xmlns:cx6="http://schemas.microsoft.com/office/drawing/2016/5/12/chartex" xmlns:cx7="http://schemas.microsoft.com/office/drawing/2016/5/13/chartex" xmlns:cx8="http://schemas.microsoft.com/office/drawing/2016/5/14/chartex" xmlns:mc="http://schemas.openxmlformats.org/markup-compatibility/2006" xmlns:aink="http://schemas.microsoft.com/office/drawing/2016/ink" xmlns:am3d="http://schemas.microsoft.com/office/drawing/2017/model3d" xmlns:o="urn:schemas-microsoft-com:office:office" xmlns:oel="http://schemas.microsoft.com/office/2019/extlst" xmlns:r="http://schemas.openxmlformats.org/officeDocument/2006/relationships" xmlns:m="http://schemas.openxmlformats.org/officeDocument/2006/math" xmlns:v="urn:schemas-microsoft-com:vml" xmlns:wp14="http://schemas.microsoft.com/office/word/2010/wordprocessingDrawing" xmlns:wp="http://schemas.openxmlformats.org/drawingml/2006/wordprocessingDrawing" xmlns:w10="urn:schemas-microsoft-com:office:word" xmlns:w="http://schemas.openxmlformats.org/wordprocessingml/2006/main" xmlns:w14="http://schemas.microsoft.com/office/word/2010/wordml" xmlns:w15="http://schemas.microsoft.com/office/word/2012/wordml" xmlns:w16cex="http://schemas.microsoft.com/office/word/2018/wordml/cex" xmlns:w16cid="http://schemas.microsoft.com/office/word/2016/wordml/cid" xmlns:w16="http://schemas.microsoft.com/office/word/2018/wordml" xmlns:w16du="http://schemas.microsoft.com/office/word/2023/wordml/word16du" xmlns:w16sdtdh="http://schemas.microsoft.com/office/word/2020/wordml/sdtdatahash" xmlns:w16sdtfl="http://schemas.microsoft.com/office/word/2024/wordml/sdtformatlock" xmlns:w16se="http://schemas.microsoft.com/office/word/2015/wordml/symex" xmlns:wpg="http://schemas.microsoft.com/office/word/2010/wordprocessingGroup" xmlns:wpi="http://schemas.microsoft.com/office/word/2010/wordprocessingInk" xmlns:wne="http://schemas.microsoft.com/office/word/2006/wordml" xmlns:wps="http://schemas.microsoft.com/office/word/2010/wordprocessingShape" mc:Ignorable="w14 w15 w16se w16cid w16 w16cex w16sdtdh w16sdtfl w16du wp14">
+  <w:p>
+    <w:pPr>
+      <w:pStyle w:val="En-tte"/>
+    </w:pPr>
+  </w:p>
+</w:hdr>
+</file>
+
+<file path=word/numbering.xml><?xml version="1.0" encoding="utf-8"?>
+<w:numbering xmlns:wpc="http://schemas.microsoft.com/office/word/2010/wordprocessingCanvas" xmlns:cx="http://schemas.microsoft.com/office/drawing/2014/chartex" xmlns:cx1="http://schemas.microsoft.com/office/drawing/2015/9/8/chartex" xmlns:cx2="http://schemas.microsoft.com/office/drawing/2015/10/21/chartex" xmlns:cx3="http://schemas.microsoft.com/office/drawing/2016/5/9/chartex" xmlns:cx4="http://schemas.microsoft.com/office/drawing/2016/5/10/chartex" xmlns:cx5="http://schemas.microsoft.com/office/drawing/2016/5/11/chartex" xmlns:cx6="http://schemas.microsoft.com/office/drawing/2016/5/12/chartex" xmlns:cx7="http://schemas.microsoft.com/office/drawing/2016/5/13/chartex" xmlns:cx8="http://schemas.microsoft.com/office/drawing/2016/5/14/chartex" xmlns:mc="http://schemas.openxmlformats.org/markup-compatibility/2006" xmlns:aink="http://schemas.microsoft.com/office/drawing/2016/ink" xmlns:am3d="http://schemas.microsoft.com/office/drawing/2017/model3d" xmlns:o="urn:schemas-microsoft-com:office:office" xmlns:oel="http://schemas.microsoft.com/office/2019/extlst" xmlns:r="http://schemas.openxmlformats.org/officeDocument/2006/relationships" xmlns:m="http://schemas.openxmlformats.org/officeDocument/2006/math" xmlns:v="urn:schemas-microsoft-com:vml" xmlns:wp14="http://schemas.microsoft.com/office/word/2010/wordprocessingDrawing" xmlns:wp="http://schemas.openxmlformats.org/drawingml/2006/wordprocessingDrawing" xmlns:w10="urn:schemas-microsoft-com:office:word" xmlns:w="http://schemas.openxmlformats.org/wordprocessingml/2006/main" xmlns:w14="http://schemas.microsoft.com/office/word/2010/wordml" xmlns:w15="http://schemas.microsoft.com/office/word/2012/wordml" xmlns:w16cex="http://schemas.microsoft.com/office/word/2018/wordml/cex" xmlns:w16cid="http://schemas.microsoft.com/office/word/2016/wordml/cid" xmlns:w16="http://schemas.microsoft.com/office/word/2018/wordml" xmlns:w16du="http://schemas.microsoft.com/office/word/2023/wordml/word16du" xmlns:w16sdtdh="http://schemas.microsoft.com/office/word/2020/wordml/sdtdatahash" xmlns:w16sdtfl="http://schemas.microsoft.com/office/word/2024/wordml/sdtformatlock" xmlns:w16se="http://schemas.microsoft.com/office/word/2015/wordml/symex" xmlns:wpg="http://schemas.microsoft.com/office/word/2010/wordprocessingGroup" xmlns:wpi="http://schemas.microsoft.com/office/word/2010/wordprocessingInk" xmlns:wne="http://schemas.microsoft.com/office/word/2006/wordml" xmlns:wps="http://schemas.microsoft.com/office/word/2010/wordprocessingShape" mc:Ignorable="w14 w15 w16se w16cid w16 w16cex w16sdtdh w16sdtfl w16du wp14">
+  <w:abstractNum w:abstractNumId="0" w15:restartNumberingAfterBreak="0">
+    <w:nsid w:val="67C656D8"/>
+    <w:multiLevelType w:val="multilevel"/>
+    <w:tmpl w:val="AF54BB94"/>
+    <w:lvl w:ilvl="0">
+      <w:start w:val="1"/>
+      <w:numFmt w:val="decimal"/>
+      <w:lvlText w:val="%1."/>
+      <w:lvlJc w:val="left"/>
+      <w:pPr>
+        <w:tabs>
+          <w:tab w:val="num" w:pos="720"/>
+        </w:tabs>
+        <w:ind w:left="720" w:hanging="360"/>
+      </w:pPr>
+    </w:lvl>
+    <w:lvl w:ilvl="1" w:tentative="1">
+      <w:start w:val="1"/>
+      <w:numFmt w:val="decimal"/>
+      <w:lvlText w:val="%2."/>
+      <w:lvlJc w:val="left"/>
+      <w:pPr>
+        <w:tabs>
+          <w:tab w:val="num" w:pos="1440"/>
+        </w:tabs>
+        <w:ind w:left="1440" w:hanging="360"/>
+      </w:pPr>
+    </w:lvl>
+    <w:lvl w:ilvl="2" w:tentative="1">
+      <w:start w:val="1"/>
+      <w:numFmt w:val="decimal"/>
+      <w:lvlText w:val="%3."/>
+      <w:lvlJc w:val="left"/>
+      <w:pPr>
+        <w:tabs>
+          <w:tab w:val="num" w:pos="2160"/>
+        </w:tabs>
+        <w:ind w:left="2160" w:hanging="360"/>
+      </w:pPr>
+    </w:lvl>
+    <w:lvl w:ilvl="3" w:tentative="1">
+      <w:start w:val="1"/>
+      <w:numFmt w:val="decimal"/>
+      <w:lvlText w:val="%4."/>
+      <w:lvlJc w:val="left"/>
+      <w:pPr>
+        <w:tabs>
+          <w:tab w:val="num" w:pos="2880"/>
+        </w:tabs>
+        <w:ind w:left="2880" w:hanging="360"/>
+      </w:pPr>
+    </w:lvl>
+    <w:lvl w:ilvl="4" w:tentative="1">
+      <w:start w:val="1"/>
+      <w:numFmt w:val="decimal"/>
+      <w:lvlText w:val="%5."/>
+      <w:lvlJc w:val="left"/>
+      <w:pPr>
+        <w:tabs>
+          <w:tab w:val="num" w:pos="3600"/>
+        </w:tabs>
+        <w:ind w:left="3600" w:hanging="360"/>
+      </w:pPr>
+    </w:lvl>
+    <w:lvl w:ilvl="5" w:tentative="1">
+      <w:start w:val="1"/>
+      <w:numFmt w:val="decimal"/>
+      <w:lvlText w:val="%6."/>
+      <w:lvlJc w:val="left"/>
+      <w:pPr>
+        <w:tabs>
+          <w:tab w:val="num" w:pos="4320"/>
+        </w:tabs>
+        <w:ind w:left="4320" w:hanging="360"/>
+      </w:pPr>
+    </w:lvl>
+    <w:lvl w:ilvl="6" w:tentative="1">
+      <w:start w:val="1"/>
+      <w:numFmt w:val="decimal"/>
+      <w:lvlText w:val="%7."/>
+      <w:lvlJc w:val="left"/>
+      <w:pPr>
+        <w:tabs>
+          <w:tab w:val="num" w:pos="5040"/>
+        </w:tabs>
+        <w:ind w:left="5040" w:hanging="360"/>
+      </w:pPr>
+    </w:lvl>
+    <w:lvl w:ilvl="7" w:tentative="1">
+      <w:start w:val="1"/>
+      <w:numFmt w:val="decimal"/>
+      <w:lvlText w:val="%8."/>
+      <w:lvlJc w:val="left"/>
+      <w:pPr>
+        <w:tabs>
+          <w:tab w:val="num" w:pos="5760"/>
+        </w:tabs>
+        <w:ind w:left="5760" w:hanging="360"/>
+      </w:pPr>
+    </w:lvl>
+    <w:lvl w:ilvl="8" w:tentative="1">
+      <w:start w:val="1"/>
+      <w:numFmt w:val="decimal"/>
+      <w:lvlText w:val="%9."/>
+      <w:lvlJc w:val="left"/>
+      <w:pPr>
+        <w:tabs>
+          <w:tab w:val="num" w:pos="6480"/>
+        </w:tabs>
+        <w:ind w:left="6480" w:hanging="360"/>
+      </w:pPr>
+    </w:lvl>
+  </w:abstractNum>
+  <w:abstractNum w:abstractNumId="1" w15:restartNumberingAfterBreak="0">
+    <w:nsid w:val="7CE3547A"/>
+    <w:multiLevelType w:val="multilevel"/>
+    <w:tmpl w:val="3210F820"/>
+    <w:lvl w:ilvl="0">
+      <w:start w:val="1"/>
+      <w:numFmt w:val="decimal"/>
+      <w:lvlText w:val="%1."/>
+      <w:lvlJc w:val="left"/>
+      <w:pPr>
+        <w:tabs>
+          <w:tab w:val="num" w:pos="720"/>
+        </w:tabs>
+        <w:ind w:left="720" w:hanging="360"/>
+      </w:pPr>
+    </w:lvl>
+    <w:lvl w:ilvl="1" w:tentative="1">
+      <w:start w:val="1"/>
+      <w:numFmt w:val="decimal"/>
+      <w:lvlText w:val="%2."/>
+      <w:lvlJc w:val="left"/>
+      <w:pPr>
+        <w:tabs>
+          <w:tab w:val="num" w:pos="1440"/>
+        </w:tabs>
+        <w:ind w:left="1440" w:hanging="360"/>
+      </w:pPr>
+    </w:lvl>
+    <w:lvl w:ilvl="2" w:tentative="1">
+      <w:start w:val="1"/>
+      <w:numFmt w:val="decimal"/>
+      <w:lvlText w:val="%3."/>
+      <w:lvlJc w:val="left"/>
+      <w:pPr>
+        <w:tabs>
+          <w:tab w:val="num" w:pos="2160"/>
+        </w:tabs>
+        <w:ind w:left="2160" w:hanging="360"/>
+      </w:pPr>
+    </w:lvl>
+    <w:lvl w:ilvl="3" w:tentative="1">
+      <w:start w:val="1"/>
+      <w:numFmt w:val="decimal"/>
+      <w:lvlText w:val="%4."/>
+      <w:lvlJc w:val="left"/>
+      <w:pPr>
+        <w:tabs>
+          <w:tab w:val="num" w:pos="2880"/>
+        </w:tabs>
+        <w:ind w:left="2880" w:hanging="360"/>
+      </w:pPr>
+    </w:lvl>
+    <w:lvl w:ilvl="4" w:tentative="1">
+      <w:start w:val="1"/>
+      <w:numFmt w:val="decimal"/>
+      <w:lvlText w:val="%5."/>
+      <w:lvlJc w:val="left"/>
+      <w:pPr>
+        <w:tabs>
+          <w:tab w:val="num" w:pos="3600"/>
+        </w:tabs>
+        <w:ind w:left="3600" w:hanging="360"/>
+      </w:pPr>
+    </w:lvl>
+    <w:lvl w:ilvl="5" w:tentative="1">
+      <w:start w:val="1"/>
+      <w:numFmt w:val="decimal"/>
+      <w:lvlText w:val="%6."/>
+      <w:lvlJc w:val="left"/>
+      <w:pPr>
+        <w:tabs>
+          <w:tab w:val="num" w:pos="4320"/>
+        </w:tabs>
+        <w:ind w:left="4320" w:hanging="360"/>
+      </w:pPr>
+    </w:lvl>
+    <w:lvl w:ilvl="6" w:tentative="1">
+      <w:start w:val="1"/>
+      <w:numFmt w:val="decimal"/>
+      <w:lvlText w:val="%7."/>
+      <w:lvlJc w:val="left"/>
+      <w:pPr>
+        <w:tabs>
+          <w:tab w:val="num" w:pos="5040"/>
+        </w:tabs>
+        <w:ind w:left="5040" w:hanging="360"/>
+      </w:pPr>
+    </w:lvl>
+    <w:lvl w:ilvl="7" w:tentative="1">
+      <w:start w:val="1"/>
+      <w:numFmt w:val="decimal"/>
+      <w:lvlText w:val="%8."/>
+      <w:lvlJc w:val="left"/>
+      <w:pPr>
+        <w:tabs>
+          <w:tab w:val="num" w:pos="5760"/>
+        </w:tabs>
+        <w:ind w:left="5760" w:hanging="360"/>
+      </w:pPr>
+    </w:lvl>
+    <w:lvl w:ilvl="8" w:tentative="1">
+      <w:start w:val="1"/>
+      <w:numFmt w:val="decimal"/>
+      <w:lvlText w:val="%9."/>
+      <w:lvlJc w:val="left"/>
+      <w:pPr>
+        <w:tabs>
+          <w:tab w:val="num" w:pos="6480"/>
+        </w:tabs>
+        <w:ind w:left="6480" w:hanging="360"/>
+      </w:pPr>
+    </w:lvl>
+  </w:abstractNum>
+  <w:num w:numId="1" w16cid:durableId="976647038">
+    <w:abstractNumId w:val="1"/>
+  </w:num>
+  <w:num w:numId="2" w16cid:durableId="1174608278">
+    <w:abstractNumId w:val="0"/>
+  </w:num>
+</w:numbering>
 </file>
 
 <file path=word/styles.xml><?xml version="1.0" encoding="utf-8"?>
@@ -1258,7 +1466,7 @@
     <w:link w:val="En-tteCar"/>
     <w:uiPriority w:val="99"/>
     <w:unhideWhenUsed/>
-    <w:rsid w:val="00525D62"/>
+    <w:rsid w:val="00323130"/>
     <w:pPr>
       <w:tabs>
         <w:tab w:val="center" w:pos="4536"/>
@@ -1272,7 +1480,7 @@
     <w:basedOn w:val="Policepardfaut"/>
     <w:link w:val="En-tte"/>
     <w:uiPriority w:val="99"/>
-    <w:rsid w:val="00525D62"/>
+    <w:rsid w:val="00323130"/>
   </w:style>
   <w:style w:type="paragraph" w:styleId="Pieddepage">
     <w:name w:val="footer"/>
@@ -1280,7 +1488,7 @@
     <w:link w:val="PieddepageCar"/>
     <w:uiPriority w:val="99"/>
     <w:unhideWhenUsed/>
-    <w:rsid w:val="00525D62"/>
+    <w:rsid w:val="00323130"/>
     <w:pPr>
       <w:tabs>
         <w:tab w:val="center" w:pos="4536"/>
@@ -1294,7 +1502,7 @@
     <w:basedOn w:val="Policepardfaut"/>
     <w:link w:val="Pieddepage"/>
     <w:uiPriority w:val="99"/>
-    <w:rsid w:val="00525D62"/>
+    <w:rsid w:val="00323130"/>
   </w:style>
   <w:style w:type="paragraph" w:styleId="Textedebulles">
     <w:name w:val="Balloon Text"/>
@@ -1303,7 +1511,7 @@
     <w:uiPriority w:val="99"/>
     <w:semiHidden/>
     <w:unhideWhenUsed/>
-    <w:rsid w:val="00177B0B"/>
+    <w:rsid w:val="00E477A7"/>
     <w:pPr>
       <w:spacing w:after="0" w:line="240" w:lineRule="auto"/>
     </w:pPr>
@@ -1319,12 +1527,21 @@
     <w:link w:val="Textedebulles"/>
     <w:uiPriority w:val="99"/>
     <w:semiHidden/>
-    <w:rsid w:val="00177B0B"/>
+    <w:rsid w:val="00E477A7"/>
     <w:rPr>
       <w:rFonts w:ascii="Segoe UI" w:hAnsi="Segoe UI" w:cs="Segoe UI"/>
       <w:sz w:val="18"/>
       <w:szCs w:val="18"/>
     </w:rPr>
+  </w:style>
+  <w:style w:type="paragraph" w:styleId="Sansinterligne">
+    <w:name w:val="No Spacing"/>
+    <w:uiPriority w:val="1"/>
+    <w:qFormat/>
+    <w:rsid w:val="00003FD0"/>
+    <w:pPr>
+      <w:spacing w:after="0" w:line="240" w:lineRule="auto"/>
+    </w:pPr>
   </w:style>
 </w:styles>
 </file>
@@ -1588,4 +1805,16 @@
     </a:ext>
   </a:extLst>
 </a:theme>
+</file>
+
+<file path=customXml/item1.xml><?xml version="1.0" encoding="utf-8"?>
+<b:Sources xmlns:b="http://schemas.openxmlformats.org/officeDocument/2006/bibliography" xmlns="http://schemas.openxmlformats.org/officeDocument/2006/bibliography" SelectedStyle="\APASixthEditionOfficeOnline.xsl" StyleName="APA" Version="6"/>
+</file>
+
+<file path=customXml/itemProps1.xml><?xml version="1.0" encoding="utf-8"?>
+<ds:datastoreItem xmlns:ds="http://schemas.openxmlformats.org/officeDocument/2006/customXml" ds:itemID="{34012ADE-7B2B-4F2B-9B94-7B770DC076B2}">
+  <ds:schemaRefs>
+    <ds:schemaRef ds:uri="http://schemas.openxmlformats.org/officeDocument/2006/bibliography"/>
+  </ds:schemaRefs>
+</ds:datastoreItem>
 </file>